--- a/zht/docx/17.content.docx
+++ b/zht/docx/17.content.docx
@@ -19,7 +19,7 @@
         <w:rPr>
           <w:lang w:val="zh_TW" w:bidi="zh_TW"/>
         </w:rPr>
-        <w:t>Resource: 研讀筆記 - 書籍簡介 (Tyndale)</w:t>
+        <w:t>Resource: Tyndale Open Study Notes</w:t>
       </w:r>
       <w:r>
         <w:rPr>
@@ -112,7 +112,7 @@
         <w:rPr>
           <w:lang w:val="zh_TW" w:bidi="zh_TW"/>
         </w:rPr>
-        <w:t>研讀筆記 - 書籍簡介 (Tyndale)</w:t>
+        <w:t>Tyndale Open Study Notes</w:t>
       </w:r>
     </w:p>
     <w:p>

--- a/zht/docx/17.content.docx
+++ b/zht/docx/17.content.docx
@@ -19,7 +19,7 @@
         <w:rPr>
           <w:lang w:val="zh_TW" w:bidi="zh_TW"/>
         </w:rPr>
-        <w:t>Resource: Tyndale Open Study Notes</w:t>
+        <w:t>Resource: Aquifer Open Study Notes (Book Intros)</w:t>
       </w:r>
       <w:r>
         <w:rPr>
@@ -112,7 +112,7 @@
         <w:rPr>
           <w:lang w:val="zh_TW" w:bidi="zh_TW"/>
         </w:rPr>
-        <w:t>Tyndale Open Study Notes</w:t>
+        <w:t>Aquifer Open Study Notes (Book Intros)</w:t>
       </w:r>
     </w:p>
     <w:p>

--- a/zht/docx/17.content.docx
+++ b/zht/docx/17.content.docx
@@ -258,30 +258,18 @@
         </w:rPr>
         <w:t>以斯帖記的背景是在波斯王亞哈隨魯統治期間（公元前486–465年）。在此之前的一代人（公元前538年），大約有50,000人從巴比倫歸回猶大地（</w:t>
       </w:r>
-      <w:hyperlink r:id="rId13">
-        <w:r>
-          <w:rPr>
-            <w:lang w:val="zh_TW" w:bidi="zh_TW"/>
-          </w:rPr>
-          <w:rPr>
-            <w:color w:val="0000EE"/>
-            <w:u w:val="single"/>
-          </w:rPr>
-          <w:t>拉1:1–5，</w:t>
-        </w:r>
-      </w:hyperlink>
-      <w:hyperlink r:id="rId14">
-        <w:r>
-          <w:rPr>
-            <w:lang w:val="zh_TW" w:bidi="zh_TW"/>
-          </w:rPr>
-          <w:rPr>
-            <w:color w:val="0000EE"/>
-            <w:u w:val="single"/>
-          </w:rPr>
-          <w:t>2:64–67</w:t>
-        </w:r>
-      </w:hyperlink>
+      <w:r>
+        <w:rPr>
+          <w:lang w:val="zh_TW" w:bidi="zh_TW"/>
+        </w:rPr>
+        <w:t>拉1:1–5，</w:t>
+      </w:r>
+      <w:r>
+        <w:rPr>
+          <w:lang w:val="zh_TW" w:bidi="zh_TW"/>
+        </w:rPr>
+        <w:t>2:64–67</w:t>
+      </w:r>
       <w:r>
         <w:rPr>
           <w:lang w:val="zh_TW" w:bidi="zh_TW"/>
@@ -327,36 +315,24 @@
         </w:rPr>
         <w:t>當亞哈隨魯王為波斯的重要領袖設擺豪華的宴席時，王后瓦實提拒絕展示她的美貌，因此亞哈隨魯廢黜了她，並開始尋找新的王后（</w:t>
       </w:r>
-      <w:hyperlink r:id="rId15">
-        <w:r>
-          <w:rPr>
-            <w:lang w:val="zh_TW" w:bidi="zh_TW"/>
-          </w:rPr>
-          <w:rPr>
-            <w:color w:val="0000EE"/>
-            <w:u w:val="single"/>
-          </w:rPr>
-          <w:t>1:1–2:4</w:t>
-        </w:r>
-      </w:hyperlink>
+      <w:r>
+        <w:rPr>
+          <w:lang w:val="zh_TW" w:bidi="zh_TW"/>
+        </w:rPr>
+        <w:t>1:1–2:4</w:t>
+      </w:r>
       <w:r>
         <w:rPr>
           <w:lang w:val="zh_TW" w:bidi="zh_TW"/>
         </w:rPr>
         <w:t>）。末底改的堂妹，猶太女子以斯帖被選為王后（</w:t>
       </w:r>
-      <w:hyperlink r:id="rId16">
-        <w:r>
-          <w:rPr>
-            <w:lang w:val="zh_TW" w:bidi="zh_TW"/>
-          </w:rPr>
-          <w:rPr>
-            <w:color w:val="0000EE"/>
-            <w:u w:val="single"/>
-          </w:rPr>
-          <w:t>2:5–18</w:t>
-        </w:r>
-      </w:hyperlink>
+      <w:r>
+        <w:rPr>
+          <w:lang w:val="zh_TW" w:bidi="zh_TW"/>
+        </w:rPr>
+        <w:t>2:5–18</w:t>
+      </w:r>
       <w:r>
         <w:rPr>
           <w:lang w:val="zh_TW" w:bidi="zh_TW"/>
@@ -377,72 +353,48 @@
         </w:rPr>
         <w:t>後來，末底改成為宮廷官員，他發現了一個針對王的陰謀，並透過以斯帖將消息傳給亞哈隨魯王。不久之後，末底改拒絕向亞哈隨魯的最高官員哈曼下拜，這激怒了哈曼，促使他策劃了一場惡毒的陰謀，企圖滅絕波斯境內所有的猶大人（</w:t>
       </w:r>
-      <w:hyperlink r:id="rId17">
-        <w:r>
-          <w:rPr>
-            <w:lang w:val="zh_TW" w:bidi="zh_TW"/>
-          </w:rPr>
-          <w:rPr>
-            <w:color w:val="0000EE"/>
-            <w:u w:val="single"/>
-          </w:rPr>
-          <w:t>2:19–3:15</w:t>
-        </w:r>
-      </w:hyperlink>
+      <w:r>
+        <w:rPr>
+          <w:lang w:val="zh_TW" w:bidi="zh_TW"/>
+        </w:rPr>
+        <w:t>2:19–3:15</w:t>
+      </w:r>
       <w:r>
         <w:rPr>
           <w:lang w:val="zh_TW" w:bidi="zh_TW"/>
         </w:rPr>
         <w:t>）。當猶大群體懇切禱告時（</w:t>
       </w:r>
-      <w:hyperlink r:id="rId18">
-        <w:r>
-          <w:rPr>
-            <w:lang w:val="zh_TW" w:bidi="zh_TW"/>
-          </w:rPr>
-          <w:rPr>
-            <w:color w:val="0000EE"/>
-            <w:u w:val="single"/>
-          </w:rPr>
-          <w:t>4:16</w:t>
-        </w:r>
-      </w:hyperlink>
+      <w:r>
+        <w:rPr>
+          <w:lang w:val="zh_TW" w:bidi="zh_TW"/>
+        </w:rPr>
+        <w:t>4:16</w:t>
+      </w:r>
       <w:r>
         <w:rPr>
           <w:lang w:val="zh_TW" w:bidi="zh_TW"/>
         </w:rPr>
         <w:t>），以斯帖冒著生命危險，在未得召見的情況下進入王宮見王，並邀請亞哈隨魯與哈曼赴宴（</w:t>
       </w:r>
-      <w:hyperlink r:id="rId19">
-        <w:r>
-          <w:rPr>
-            <w:lang w:val="zh_TW" w:bidi="zh_TW"/>
-          </w:rPr>
-          <w:rPr>
-            <w:color w:val="0000EE"/>
-            <w:u w:val="single"/>
-          </w:rPr>
-          <w:t>4章</w:t>
-        </w:r>
-      </w:hyperlink>
+      <w:r>
+        <w:rPr>
+          <w:lang w:val="zh_TW" w:bidi="zh_TW"/>
+        </w:rPr>
+        <w:t>4章</w:t>
+      </w:r>
       <w:r>
         <w:rPr>
           <w:lang w:val="zh_TW" w:bidi="zh_TW"/>
         </w:rPr>
         <w:t>）。與此同時，哈曼建造了一根高柱，準備將末底改掛上去示眾（</w:t>
       </w:r>
-      <w:hyperlink r:id="rId20">
-        <w:r>
-          <w:rPr>
-            <w:lang w:val="zh_TW" w:bidi="zh_TW"/>
-          </w:rPr>
-          <w:rPr>
-            <w:color w:val="0000EE"/>
-            <w:u w:val="single"/>
-          </w:rPr>
-          <w:t>5:14</w:t>
-        </w:r>
-      </w:hyperlink>
+      <w:r>
+        <w:rPr>
+          <w:lang w:val="zh_TW" w:bidi="zh_TW"/>
+        </w:rPr>
+        <w:t>5:14</w:t>
+      </w:r>
       <w:r>
         <w:rPr>
           <w:lang w:val="zh_TW" w:bidi="zh_TW"/>
@@ -463,36 +415,24 @@
         </w:rPr>
         <w:t>當亞哈隨魯王得知，末底改從未因揭發刺殺陰謀而得到賞賜時，他下令讓哈曼親自帶領一場巡行，公開尊榮末底改，這對哈曼而言是極大的羞辱（</w:t>
       </w:r>
-      <w:hyperlink r:id="rId21">
-        <w:r>
-          <w:rPr>
-            <w:lang w:val="zh_TW" w:bidi="zh_TW"/>
-          </w:rPr>
-          <w:rPr>
-            <w:color w:val="0000EE"/>
-            <w:u w:val="single"/>
-          </w:rPr>
-          <w:t>6章</w:t>
-        </w:r>
-      </w:hyperlink>
+      <w:r>
+        <w:rPr>
+          <w:lang w:val="zh_TW" w:bidi="zh_TW"/>
+        </w:rPr>
+        <w:t>6章</w:t>
+      </w:r>
       <w:r>
         <w:rPr>
           <w:lang w:val="zh_TW" w:bidi="zh_TW"/>
         </w:rPr>
         <w:t>）。隨後，在宴席上，以斯帖向王揭露哈曼的陰謀，表明這不僅是對猶大人的攻擊，更是對她本人的威脅。亞哈隨魯王震怒，最終哈曼被掛在自己所建的刑柱上處死（</w:t>
       </w:r>
-      <w:hyperlink r:id="rId22">
-        <w:r>
-          <w:rPr>
-            <w:lang w:val="zh_TW" w:bidi="zh_TW"/>
-          </w:rPr>
-          <w:rPr>
-            <w:color w:val="0000EE"/>
-            <w:u w:val="single"/>
-          </w:rPr>
-          <w:t>7章</w:t>
-        </w:r>
-      </w:hyperlink>
+      <w:r>
+        <w:rPr>
+          <w:lang w:val="zh_TW" w:bidi="zh_TW"/>
+        </w:rPr>
+        <w:t>7章</w:t>
+      </w:r>
       <w:r>
         <w:rPr>
           <w:lang w:val="zh_TW" w:bidi="zh_TW"/>
@@ -513,36 +453,24 @@
         </w:rPr>
         <w:t>之後，亞哈隨魯王准許猶大人起來保衛自己，抵抗仇敵的攻擊（</w:t>
       </w:r>
-      <w:hyperlink r:id="rId23">
-        <w:r>
-          <w:rPr>
-            <w:lang w:val="zh_TW" w:bidi="zh_TW"/>
-          </w:rPr>
-          <w:rPr>
-            <w:color w:val="0000EE"/>
-            <w:u w:val="single"/>
-          </w:rPr>
-          <w:t>8:1–14</w:t>
-        </w:r>
-      </w:hyperlink>
+      <w:r>
+        <w:rPr>
+          <w:lang w:val="zh_TW" w:bidi="zh_TW"/>
+        </w:rPr>
+        <w:t>8:1–14</w:t>
+      </w:r>
       <w:r>
         <w:rPr>
           <w:lang w:val="zh_TW" w:bidi="zh_TW"/>
         </w:rPr>
         <w:t>）。猶大人為此歡欣鼓舞，末底改被擢升高位，而哈曼的眾子也被處決（</w:t>
       </w:r>
-      <w:hyperlink r:id="rId24">
-        <w:r>
-          <w:rPr>
-            <w:lang w:val="zh_TW" w:bidi="zh_TW"/>
-          </w:rPr>
-          <w:rPr>
-            <w:color w:val="0000EE"/>
-            <w:u w:val="single"/>
-          </w:rPr>
-          <w:t>9:1–17</w:t>
-        </w:r>
-      </w:hyperlink>
+      <w:r>
+        <w:rPr>
+          <w:lang w:val="zh_TW" w:bidi="zh_TW"/>
+        </w:rPr>
+        <w:t>9:1–17</w:t>
+      </w:r>
       <w:r>
         <w:rPr>
           <w:lang w:val="zh_TW" w:bidi="zh_TW"/>
@@ -599,18 +527,12 @@
         </w:rPr>
         <w:t>以斯帖記是一篇人物傳記敘述，類似約瑟的故事（</w:t>
       </w:r>
-      <w:hyperlink r:id="rId25">
-        <w:r>
-          <w:rPr>
-            <w:lang w:val="zh_TW" w:bidi="zh_TW"/>
-          </w:rPr>
-          <w:rPr>
-            <w:color w:val="0000EE"/>
-            <w:u w:val="single"/>
-          </w:rPr>
-          <w:t>創37–48章</w:t>
-        </w:r>
-      </w:hyperlink>
+      <w:r>
+        <w:rPr>
+          <w:lang w:val="zh_TW" w:bidi="zh_TW"/>
+        </w:rPr>
+        <w:t>創37–48章</w:t>
+      </w:r>
       <w:r>
         <w:rPr>
           <w:lang w:val="zh_TW" w:bidi="zh_TW"/>
@@ -631,30 +553,18 @@
         </w:rPr>
         <w:t>然而，仍有不少原因認為這卷書在歷史上是準確的，因為（a）書中使用了真實的波斯人名、官銜和習俗；（b）聖經其它經文也記載了神在幕後工作，藉著看似偶然的事件成就祂的旨意（例如，</w:t>
       </w:r>
-      <w:hyperlink r:id="rId25">
-        <w:r>
-          <w:rPr>
-            <w:lang w:val="zh_TW" w:bidi="zh_TW"/>
-          </w:rPr>
-          <w:rPr>
-            <w:color w:val="0000EE"/>
-            <w:u w:val="single"/>
-          </w:rPr>
-          <w:t>創37–48章；</w:t>
-        </w:r>
-      </w:hyperlink>
-      <w:hyperlink r:id="rId26">
-        <w:r>
-          <w:rPr>
-            <w:lang w:val="zh_TW" w:bidi="zh_TW"/>
-          </w:rPr>
-          <w:rPr>
-            <w:color w:val="0000EE"/>
-            <w:u w:val="single"/>
-          </w:rPr>
-          <w:t>得1–4章</w:t>
-        </w:r>
-      </w:hyperlink>
+      <w:r>
+        <w:rPr>
+          <w:lang w:val="zh_TW" w:bidi="zh_TW"/>
+        </w:rPr>
+        <w:t>創37–48章；</w:t>
+      </w:r>
+      <w:r>
+        <w:rPr>
+          <w:lang w:val="zh_TW" w:bidi="zh_TW"/>
+        </w:rPr>
+        <w:t>得1–4章</w:t>
+      </w:r>
       <w:r>
         <w:rPr>
           <w:lang w:val="zh_TW" w:bidi="zh_TW"/>
@@ -711,18 +621,12 @@
         </w:rPr>
         <w:t>雖然以斯帖記從未直接提及神，但其核心目的在於展現神如何以祂的旨意眷顧並保護祂的百姓。神藉著亞哈隨魯王的醉酒與驕傲，使以斯帖被抬舉到有影響力的地位（</w:t>
       </w:r>
-      <w:hyperlink r:id="rId27">
-        <w:r>
-          <w:rPr>
-            <w:lang w:val="zh_TW" w:bidi="zh_TW"/>
-          </w:rPr>
-          <w:rPr>
-            <w:color w:val="0000EE"/>
-            <w:u w:val="single"/>
-          </w:rPr>
-          <w:t>1–2</w:t>
-        </w:r>
-      </w:hyperlink>
+      <w:r>
+        <w:rPr>
+          <w:lang w:val="zh_TW" w:bidi="zh_TW"/>
+        </w:rPr>
+        <w:t>1–2</w:t>
+      </w:r>
       <w:r>
         <w:rPr>
           <w:lang w:val="zh_TW" w:bidi="zh_TW"/>
